--- a/_inbox/PDI/05-distribuidos-mensageria-eventos/atividade-1/7-apresentacao/pdi-distribuidos-mensageria-eventos-a1.docx
+++ b/_inbox/PDI/05-distribuidos-mensageria-eventos/atividade-1/7-apresentacao/pdi-distribuidos-mensageria-eventos-a1.docx
@@ -4,121 +4,277 @@
   <w:body>
     <w:p>
       <w:pPr>
-        <w:jc w:val="center"/>
+        <w:pStyle w:val="Title"/>
       </w:pPr>
       <w:r>
-        <w:rPr>
-          <w:b/>
-          <w:color w:val="8B4513"/>
-          <w:sz w:val="28"/>
-        </w:rPr>
-        <w:t>PDI</w:t>
+        <w:t>Sistemas Distribuidos com Mensageria (fila, topico, DLQ)</w:t>
+      </w:r>
+    </w:p>
+    <w:p>
+      <w:r>
+        <w:t>PDI Marcos Luciano - marcosluciano.rodrigues@v4company.com</w:t>
       </w:r>
     </w:p>
     <w:p>
       <w:pPr>
-        <w:jc w:val="center"/>
+        <w:pStyle w:val="Heading1"/>
       </w:pPr>
       <w:r>
-        <w:rPr>
-          <w:b/>
-          <w:sz w:val="46"/>
-        </w:rPr>
-        <w:t>Sistemas Distribuidos com Mensageria (fila, topico, DLQ)</w:t>
+        <w:t>1. Contexto</w:t>
+      </w:r>
+    </w:p>
+    <w:p>
+      <w:r>
+        <w:t>A FV precisa que o time de Vendas registre um negócio e, em segundos, o time de Financeiro, o de Marketing e o de Operação reajam — sem que um sistema espere o outro travar. Hoje tudo é feito por chamada síncrona: o Vendas chama o Financeiro, que chama o Marketing... se um cai, a cadeia inteira falha. É o chamado acoplamento forte.</w:t>
+      </w:r>
+    </w:p>
+    <w:p>
+      <w:r>
+        <w:t>Analogia do restauranteImagine um restaurante onde o garçom só libera o pedido se ele mesmo levar o prato à cozinha, encher o copo, cobrar no caixa e lavar a louça antes de atender a próxima mesa. Ninguém come. A mensageria é o comanda na cozinha: o garçom anota o pedido (evento) e segue. A cozinha, o caixa e a lavanderia lêem a comanda no próprio ritmo. Cada setor trabalha independente.</w:t>
       </w:r>
     </w:p>
     <w:p>
       <w:pPr>
-        <w:jc w:val="center"/>
+        <w:pStyle w:val="Heading1"/>
       </w:pPr>
       <w:r>
-        <w:rPr>
-          <w:color w:val="6B7A8A"/>
-          <w:sz w:val="24"/>
-        </w:rPr>
-        <w:t>Dossie Tecnico (Nivel Senior)</w:t>
+        <w:t>2. Diagnóstico</w:t>
+      </w:r>
+    </w:p>
+    <w:p>
+      <w:r>
+        <w:t>Com chamadas síncronas, uma lentidão no Financeiro trava o Vendas. Picos de campanha geram fila invisível de requisições perdidas. Não há replay: se o Marketing estava fora do ar, o evento sumiu. O custo é operacional (timeout em cascata) e de oportunidade (lead esquecido).</w:t>
+      </w:r>
+    </w:p>
+    <w:p>
+      <w:r>
+        <w:t>Tempo de resposta do Vendas (ms/req)JanFevMarAbrMaiJunJulAgoSetOutNovDezAntesDepoisEventos perdidos em picos (mil/mês)JanFevMarAbrMaiJunJulAgoSetOutNovDezAntesDepois</w:t>
+      </w:r>
+    </w:p>
+    <w:p>
+      <w:r>
+        <w:t>Raiz do problema: o Vendas é acoplado ao Financeiro/Marketing via chamada direta. Não existe desacoplamento nem buffer para absorver picos — o sistema não escala porque cada parte depende do tempo de resposta da outra.</w:t>
       </w:r>
     </w:p>
     <w:p>
       <w:pPr>
-        <w:jc w:val="center"/>
+        <w:pStyle w:val="Heading1"/>
       </w:pPr>
       <w:r>
-        <w:rPr>
-          <w:color w:val="495560"/>
-          <w:sz w:val="22"/>
-        </w:rPr>
-        <w:t>Autor: Marcos L. R. V. (Coordenador de Engenharia)</w:t>
-        <w:br/>
-      </w:r>
-      <w:r>
-        <w:rPr>
-          <w:color w:val="495560"/>
-          <w:sz w:val="22"/>
-        </w:rPr>
-        <w:t>Unidade: V4 Company / Squad de Engenharia de IA</w:t>
-        <w:br/>
-      </w:r>
-      <w:r>
-        <w:rPr>
-          <w:color w:val="495560"/>
-          <w:sz w:val="22"/>
-        </w:rPr>
-        <w:t>Data: 2026-08-27</w:t>
-        <w:br/>
-      </w:r>
-      <w:r>
-        <w:rPr>
-          <w:color w:val="495560"/>
-          <w:sz w:val="22"/>
-        </w:rPr>
-        <w:t>Area: Sistemas Distribuidos</w:t>
-        <w:br/>
-      </w:r>
-      <w:r>
-        <w:rPr>
-          <w:color w:val="495560"/>
-          <w:sz w:val="22"/>
-        </w:rPr>
-        <w:t>Status: Entregue (desenvolvido)</w:t>
-        <w:br/>
+        <w:t>3. Solução</w:t>
       </w:r>
     </w:p>
     <w:p>
       <w:r>
-        <w:br w:type="page"/>
+        <w:t>Inserir um broker de mensageria (RabbitMQ para filas de trabalho, Kafka para eventos de fluxo) entre os sistemas. O Vendas publica um evento venda.criada e segue em ~2ms. Cada time assina o que precisa. Há dois padrões principais: fila (queue), onde 1 mensagem é consumida por 1 worker (tarefa), e publish/subscribe, onde 1 mensagem é entregue a N assinantes (evento difundido).</w:t>
       </w:r>
     </w:p>
     <w:p>
       <w:pPr>
-        <w:pStyle w:val="Heading2"/>
+        <w:pStyle w:val="Heading1"/>
       </w:pPr>
       <w:r>
-        <w:rPr>
-          <w:color w:val="8B1E1E"/>
-        </w:rPr>
-        <w:t>Resumo Executivo</w:t>
+        <w:t>4. Como funciona (pipeline)</w:t>
       </w:r>
     </w:p>
     <w:p>
       <w:r>
-        <w:t>Fundamentos de mensageria para desacoplar servicos: fila, topico, DLQ e ACK. Entrego o padrao e um consumidor com backpressure e DLQ.</w:t>
-      </w:r>
-    </w:p>
-    <w:p>
-      <w:r>
-        <w:t>O ecossistema de agentes ja e distribuido; sem fila, falha de 1 servico propaga.</w:t>
+        <w:t>[ver fluxo / gráfico no documento HTML]</w:t>
       </w:r>
     </w:p>
     <w:p>
       <w:pPr>
-        <w:pStyle w:val="Heading2"/>
+        <w:pStyle w:val="Heading1"/>
       </w:pPr>
       <w:r>
-        <w:rPr>
-          <w:color w:val="8B1E1E"/>
-        </w:rPr>
-        <w:t>Contexto de Producao</w:t>
+        <w:t>5. Antes vs Depois</w:t>
+      </w:r>
+    </w:p>
+    <w:tbl>
+      <w:tblPr>
+        <w:tblW w:type="auto" w:w="0"/>
+        <w:tblLook w:firstColumn="1" w:firstRow="1" w:lastColumn="0" w:lastRow="0" w:noHBand="0" w:noVBand="1" w:val="04A0"/>
+      </w:tblPr>
+      <w:tblGrid>
+  </w:tblGrid>
+    </w:tbl>
+    <w:tbl>
+      <w:tblPr>
+        <w:tblW w:type="auto" w:w="0"/>
+        <w:tblLook w:firstColumn="1" w:firstRow="1" w:lastColumn="0" w:lastRow="0" w:noHBand="0" w:noVBand="1" w:val="04A0"/>
+      </w:tblPr>
+      <w:tblGrid>
+        <w:gridCol w:w="2880"/>
+        <w:gridCol w:w="2880"/>
+        <w:gridCol w:w="2880"/>
+      </w:tblGrid>
+      <w:tr>
+        <w:tc>
+          <w:tcPr>
+            <w:tcW w:type="dxa" w:w="2880"/>
+          </w:tcPr>
+          <w:p>
+            <w:r>
+              <w:t>Cenário</w:t>
+            </w:r>
+          </w:p>
+        </w:tc>
+        <w:tc>
+          <w:tcPr>
+            <w:tcW w:type="dxa" w:w="2880"/>
+          </w:tcPr>
+          <w:p>
+            <w:r>
+              <w:t>Antes (síncrono)</w:t>
+            </w:r>
+          </w:p>
+        </w:tc>
+        <w:tc>
+          <w:tcPr>
+            <w:tcW w:type="dxa" w:w="2880"/>
+          </w:tcPr>
+          <w:p>
+            <w:r>
+              <w:t>Depois (mensageria)</w:t>
+            </w:r>
+          </w:p>
+        </w:tc>
+      </w:tr>
+      <w:tr>
+        <w:tc>
+          <w:tcPr>
+            <w:tcW w:type="dxa" w:w="2880"/>
+          </w:tcPr>
+          <w:p>
+            <w:r>
+              <w:t>Falha em 1 sistema</w:t>
+            </w:r>
+          </w:p>
+        </w:tc>
+        <w:tc>
+          <w:tcPr>
+            <w:tcW w:type="dxa" w:w="2880"/>
+          </w:tcPr>
+          <w:p>
+            <w:r>
+              <w:t>Trava a cadeia</w:t>
+            </w:r>
+          </w:p>
+        </w:tc>
+        <w:tc>
+          <w:tcPr>
+            <w:tcW w:type="dxa" w:w="2880"/>
+          </w:tcPr>
+          <w:p>
+            <w:r>
+              <w:t>Isolado ao consumer</w:t>
+            </w:r>
+          </w:p>
+        </w:tc>
+      </w:tr>
+      <w:tr>
+        <w:tc>
+          <w:tcPr>
+            <w:tcW w:type="dxa" w:w="2880"/>
+          </w:tcPr>
+          <w:p>
+            <w:r>
+              <w:t>Pico de campanha</w:t>
+            </w:r>
+          </w:p>
+        </w:tc>
+        <w:tc>
+          <w:tcPr>
+            <w:tcW w:type="dxa" w:w="2880"/>
+          </w:tcPr>
+          <w:p>
+            <w:r>
+              <w:t>Timeouts / perda</w:t>
+            </w:r>
+          </w:p>
+        </w:tc>
+        <w:tc>
+          <w:tcPr>
+            <w:tcW w:type="dxa" w:w="2880"/>
+          </w:tcPr>
+          <w:p>
+            <w:r>
+              <w:t>Buffer no broker</w:t>
+            </w:r>
+          </w:p>
+        </w:tc>
+      </w:tr>
+      <w:tr>
+        <w:tc>
+          <w:tcPr>
+            <w:tcW w:type="dxa" w:w="2880"/>
+          </w:tcPr>
+          <w:p>
+            <w:r>
+              <w:t>Replay de evento</w:t>
+            </w:r>
+          </w:p>
+        </w:tc>
+        <w:tc>
+          <w:tcPr>
+            <w:tcW w:type="dxa" w:w="2880"/>
+          </w:tcPr>
+          <w:p>
+            <w:r>
+              <w:t>Impossível</w:t>
+            </w:r>
+          </w:p>
+        </w:tc>
+        <w:tc>
+          <w:tcPr>
+            <w:tcW w:type="dxa" w:w="2880"/>
+          </w:tcPr>
+          <w:p>
+            <w:r>
+              <w:t>Replay por offset (Kafka)</w:t>
+            </w:r>
+          </w:p>
+        </w:tc>
+      </w:tr>
+      <w:tr>
+        <w:tc>
+          <w:tcPr>
+            <w:tcW w:type="dxa" w:w="2880"/>
+          </w:tcPr>
+          <w:p>
+            <w:r>
+              <w:t>Acoplamento</w:t>
+            </w:r>
+          </w:p>
+        </w:tc>
+        <w:tc>
+          <w:tcPr>
+            <w:tcW w:type="dxa" w:w="2880"/>
+          </w:tcPr>
+          <w:p>
+            <w:r>
+              <w:t>Forte (Vendas→Fin)</w:t>
+            </w:r>
+          </w:p>
+        </w:tc>
+        <w:tc>
+          <w:tcPr>
+            <w:tcW w:type="dxa" w:w="2880"/>
+          </w:tcPr>
+          <w:p>
+            <w:r>
+              <w:t>Fraco (evento)</w:t>
+            </w:r>
+          </w:p>
+        </w:tc>
+      </w:tr>
+    </w:tbl>
+    <w:p>
+      <w:pPr>
+        <w:pStyle w:val="Heading1"/>
+      </w:pPr>
+      <w:r>
+        <w:t>6. Entregas</w:t>
       </w:r>
     </w:p>
     <w:p>
@@ -126,7 +282,7 @@
         <w:pStyle w:val="ListBullet"/>
       </w:pPr>
       <w:r>
-        <w:t>Agentes chamam uns aos outros via HTTP sincrono.</w:t>
+        <w:t>Diagrama topologia-mensageria.png: fila vs pub/sub com os 3 times.</w:t>
       </w:r>
     </w:p>
     <w:p>
@@ -134,7 +290,7 @@
         <w:pStyle w:val="ListBullet"/>
       </w:pPr>
       <w:r>
-        <w:t>Falha de downstream derruba a cadeia.</w:t>
+        <w:t>Worker cobranca_consumer.py: consumer com ack e DLQ.</w:t>
       </w:r>
     </w:p>
     <w:p>
@@ -142,294 +298,7 @@
         <w:pStyle w:val="ListBullet"/>
       </w:pPr>
       <w:r>
-        <w:t>Sem DLQ: mensagem ruim some.</w:t>
-      </w:r>
-    </w:p>
-    <w:p>
-      <w:pPr>
-        <w:pStyle w:val="Heading2"/>
-      </w:pPr>
-      <w:r>
-        <w:rPr>
-          <w:color w:val="8B1E1E"/>
-        </w:rPr>
-        <w:t>Diagnostico</w:t>
-      </w:r>
-    </w:p>
-    <w:tbl>
-      <w:tblPr>
-        <w:tblStyle w:val="LightGrid-Accent1"/>
-        <w:tblW w:type="auto" w:w="0"/>
-        <w:tblLook w:firstColumn="1" w:firstRow="1" w:lastColumn="0" w:lastRow="0" w:noHBand="0" w:noVBand="1" w:val="04A0"/>
-      </w:tblPr>
-      <w:tblGrid>
-        <w:gridCol w:w="4419"/>
-        <w:gridCol w:w="4419"/>
-      </w:tblGrid>
-      <w:tr>
-        <w:tc>
-          <w:tcPr>
-            <w:tcW w:type="dxa" w:w="4419"/>
-          </w:tcPr>
-          <w:p>
-            <w:r>
-              <w:t>Hoje</w:t>
-            </w:r>
-          </w:p>
-        </w:tc>
-        <w:tc>
-          <w:tcPr>
-            <w:tcW w:type="dxa" w:w="4419"/>
-          </w:tcPr>
-          <w:p>
-            <w:r>
-              <w:t>Alvo</w:t>
-            </w:r>
-          </w:p>
-        </w:tc>
-      </w:tr>
-      <w:tr>
-        <w:tc>
-          <w:tcPr>
-            <w:tcW w:type="dxa" w:w="4419"/>
-          </w:tcPr>
-          <w:p>
-            <w:r>
-              <w:t>HTTP sincrono</w:t>
-            </w:r>
-          </w:p>
-        </w:tc>
-        <w:tc>
-          <w:tcPr>
-            <w:tcW w:type="dxa" w:w="4419"/>
-          </w:tcPr>
-          <w:p>
-            <w:r>
-              <w:t>fila desacoplada</w:t>
-            </w:r>
-          </w:p>
-        </w:tc>
-      </w:tr>
-      <w:tr>
-        <w:tc>
-          <w:tcPr>
-            <w:tcW w:type="dxa" w:w="4419"/>
-          </w:tcPr>
-          <w:p>
-            <w:r>
-              <w:t>sem DLQ</w:t>
-            </w:r>
-          </w:p>
-        </w:tc>
-        <w:tc>
-          <w:tcPr>
-            <w:tcW w:type="dxa" w:w="4419"/>
-          </w:tcPr>
-          <w:p>
-            <w:r>
-              <w:t>DLQ + retry</w:t>
-            </w:r>
-          </w:p>
-        </w:tc>
-      </w:tr>
-      <w:tr>
-        <w:tc>
-          <w:tcPr>
-            <w:tcW w:type="dxa" w:w="4419"/>
-          </w:tcPr>
-          <w:p>
-            <w:r>
-              <w:t>sem backpressure</w:t>
-            </w:r>
-          </w:p>
-        </w:tc>
-        <w:tc>
-          <w:tcPr>
-            <w:tcW w:type="dxa" w:w="4419"/>
-          </w:tcPr>
-          <w:p>
-            <w:r>
-              <w:t>prefetch limitado</w:t>
-            </w:r>
-          </w:p>
-        </w:tc>
-      </w:tr>
-    </w:tbl>
-    <w:p>
-      <w:pPr>
-        <w:pStyle w:val="Heading2"/>
-      </w:pPr>
-      <w:r>
-        <w:rPr>
-          <w:color w:val="8B1E1E"/>
-        </w:rPr>
-        <w:t>Decisao Arquitetural (ADR)</w:t>
-      </w:r>
-    </w:p>
-    <w:p>
-      <w:r>
-        <w:t>ADR-051 — Transporte de Eventos</w:t>
-      </w:r>
-    </w:p>
-    <w:tbl>
-      <w:tblPr>
-        <w:tblStyle w:val="LightGrid-Accent1"/>
-        <w:tblW w:type="auto" w:w="0"/>
-        <w:tblLook w:firstColumn="1" w:firstRow="1" w:lastColumn="0" w:lastRow="0" w:noHBand="0" w:noVBand="1" w:val="04A0"/>
-      </w:tblPr>
-      <w:tblGrid>
-        <w:gridCol w:w="2209"/>
-        <w:gridCol w:w="2209"/>
-        <w:gridCol w:w="2209"/>
-        <w:gridCol w:w="2209"/>
-      </w:tblGrid>
-      <w:tr>
-        <w:tc>
-          <w:tcPr>
-            <w:tcW w:type="dxa" w:w="2209"/>
-          </w:tcPr>
-          <w:p>
-            <w:r>
-              <w:t>Opcao</w:t>
-            </w:r>
-          </w:p>
-        </w:tc>
-        <w:tc>
-          <w:tcPr>
-            <w:tcW w:type="dxa" w:w="2209"/>
-          </w:tcPr>
-          <w:p>
-            <w:r>
-              <w:t>Pro</w:t>
-            </w:r>
-          </w:p>
-        </w:tc>
-        <w:tc>
-          <w:tcPr>
-            <w:tcW w:type="dxa" w:w="2209"/>
-          </w:tcPr>
-          <w:p>
-            <w:r>
-              <w:t>Contra</w:t>
-            </w:r>
-          </w:p>
-        </w:tc>
-        <w:tc>
-          <w:tcPr>
-            <w:tcW w:type="dxa" w:w="2209"/>
-          </w:tcPr>
-          <w:p>
-            <w:r>
-              <w:t>Decisao</w:t>
-            </w:r>
-          </w:p>
-        </w:tc>
-      </w:tr>
-      <w:tr>
-        <w:tc>
-          <w:tcPr>
-            <w:tcW w:type="dxa" w:w="2209"/>
-          </w:tcPr>
-          <w:p>
-            <w:r>
-              <w:t>Fila + topico + DLQ</w:t>
-            </w:r>
-          </w:p>
-        </w:tc>
-        <w:tc>
-          <w:tcPr>
-            <w:tcW w:type="dxa" w:w="2209"/>
-          </w:tcPr>
-          <w:p>
-            <w:r>
-              <w:t>desacopla</w:t>
-            </w:r>
-          </w:p>
-        </w:tc>
-        <w:tc>
-          <w:tcPr>
-            <w:tcW w:type="dxa" w:w="2209"/>
-          </w:tcPr>
-          <w:p>
-            <w:r>
-              <w:t>ops</w:t>
-            </w:r>
-          </w:p>
-        </w:tc>
-        <w:tc>
-          <w:tcPr>
-            <w:tcW w:type="dxa" w:w="2209"/>
-          </w:tcPr>
-          <w:p>
-            <w:r>
-              <w:t>ESCOLHIDA</w:t>
-            </w:r>
-          </w:p>
-        </w:tc>
-      </w:tr>
-      <w:tr>
-        <w:tc>
-          <w:tcPr>
-            <w:tcW w:type="dxa" w:w="2209"/>
-          </w:tcPr>
-          <w:p>
-            <w:r>
-              <w:t>HTTP sincrono</w:t>
-            </w:r>
-          </w:p>
-        </w:tc>
-        <w:tc>
-          <w:tcPr>
-            <w:tcW w:type="dxa" w:w="2209"/>
-          </w:tcPr>
-          <w:p>
-            <w:r>
-              <w:t>simples</w:t>
-            </w:r>
-          </w:p>
-        </w:tc>
-        <w:tc>
-          <w:tcPr>
-            <w:tcW w:type="dxa" w:w="2209"/>
-          </w:tcPr>
-          <w:p>
-            <w:r>
-              <w:t>cascata</w:t>
-            </w:r>
-          </w:p>
-        </w:tc>
-        <w:tc>
-          <w:tcPr>
-            <w:tcW w:type="dxa" w:w="2209"/>
-          </w:tcPr>
-          <w:p>
-            <w:r>
-              <w:t>rejeitada</w:t>
-            </w:r>
-          </w:p>
-        </w:tc>
-      </w:tr>
-    </w:tbl>
-    <w:p>
-      <w:r>
-        <w:rPr>
-          <w:b/>
-        </w:rPr>
-        <w:t xml:space="preserve">Nota: </w:t>
-      </w:r>
-      <w:r>
-        <w:t>ACK explicito; prefetch limitado; DLQ apos N tentativas.</w:t>
-      </w:r>
-    </w:p>
-    <w:p>
-      <w:pPr>
-        <w:pStyle w:val="Heading2"/>
-      </w:pPr>
-      <w:r>
-        <w:rPr>
-          <w:color w:val="8B1E1E"/>
-        </w:rPr>
-        <w:t>Entregas</w:t>
+        <w:t>Producer vendas_publisher.py: publicação assíncrona via RabbitMQ.</w:t>
       </w:r>
     </w:p>
     <w:p>
@@ -437,288 +306,43 @@
         <w:pStyle w:val="ListBullet"/>
       </w:pPr>
       <w:r>
-        <w:t>MESSAGING.md.</w:t>
+        <w:t>Doc runbook-mensageria.md: como reprocessar a DLQ e subir um consumer.</w:t>
       </w:r>
     </w:p>
     <w:p>
       <w:pPr>
-        <w:pStyle w:val="ListBullet"/>
+        <w:pStyle w:val="Heading1"/>
       </w:pPr>
       <w:r>
-        <w:t>consumer.py.</w:t>
+        <w:t>7. Métricas</w:t>
+      </w:r>
+    </w:p>
+    <w:p>
+      <w:r>
+        <w:t>Throughput de eventos (mil/h)JanFevMarAbrMaiJunJulAgoSetOutNovDezAntesDepois</w:t>
+      </w:r>
+    </w:p>
+    <w:p>
+      <w:r>
+        <w:t>Meta: 100% dos eventos de venda processados de forma assíncrona, com zero perda em pico e P95 de ponta-a-ponta</w:t>
       </w:r>
     </w:p>
     <w:p>
       <w:pPr>
-        <w:pStyle w:val="ListBullet"/>
+        <w:pStyle w:val="Heading1"/>
       </w:pPr>
       <w:r>
-        <w:t>broker.tf.</w:t>
+        <w:t>8. Status final</w:t>
       </w:r>
     </w:p>
     <w:p>
-      <w:pPr>
-        <w:pStyle w:val="Heading2"/>
-      </w:pPr>
       <w:r>
-        <w:rPr>
-          <w:color w:val="8B1E1E"/>
-        </w:rPr>
-        <w:t>Validacao</w:t>
-      </w:r>
-    </w:p>
-    <w:p>
-      <w:pPr>
-        <w:pStyle w:val="ListNumber"/>
-      </w:pPr>
-      <w:r>
-        <w:t>Publicar 1k msg; derrubar consumer; confirmar reprocessamento.</w:t>
-      </w:r>
-    </w:p>
-    <w:p>
-      <w:pPr>
-        <w:pStyle w:val="ListNumber"/>
-      </w:pPr>
-      <w:r>
-        <w:t>Msg invalida -&gt; DLQ (nao perde).</w:t>
-      </w:r>
-    </w:p>
-    <w:p>
-      <w:pPr>
-        <w:pStyle w:val="ListNumber"/>
-      </w:pPr>
-      <w:r>
-        <w:t>Backpressure: consumer lento nao estoura.</w:t>
-      </w:r>
-    </w:p>
-    <w:p>
-      <w:pPr>
-        <w:pStyle w:val="Heading2"/>
-      </w:pPr>
-      <w:r>
-        <w:rPr>
-          <w:color w:val="8B1E1E"/>
-        </w:rPr>
-        <w:t>Metricas e SLO</w:t>
-      </w:r>
-    </w:p>
-    <w:tbl>
-      <w:tblPr>
-        <w:tblStyle w:val="LightGrid-Accent1"/>
-        <w:tblW w:type="auto" w:w="0"/>
-        <w:tblLook w:firstColumn="1" w:firstRow="1" w:lastColumn="0" w:lastRow="0" w:noHBand="0" w:noVBand="1" w:val="04A0"/>
-      </w:tblPr>
-      <w:tblGrid>
-        <w:gridCol w:w="4419"/>
-        <w:gridCol w:w="4419"/>
-      </w:tblGrid>
-      <w:tr>
-        <w:tc>
-          <w:tcPr>
-            <w:tcW w:type="dxa" w:w="4419"/>
-          </w:tcPr>
-          <w:p>
-            <w:r>
-              <w:t>SLO</w:t>
-            </w:r>
-          </w:p>
-        </w:tc>
-        <w:tc>
-          <w:tcPr>
-            <w:tcW w:type="dxa" w:w="4419"/>
-          </w:tcPr>
-          <w:p>
-            <w:r>
-              <w:t>Alvo</w:t>
-            </w:r>
-          </w:p>
-        </w:tc>
-      </w:tr>
-      <w:tr>
-        <w:tc>
-          <w:tcPr>
-            <w:tcW w:type="dxa" w:w="4419"/>
-          </w:tcPr>
-          <w:p>
-            <w:r>
-              <w:t>Throughput</w:t>
-            </w:r>
-          </w:p>
-        </w:tc>
-        <w:tc>
-          <w:tcPr>
-            <w:tcW w:type="dxa" w:w="4419"/>
-          </w:tcPr>
-          <w:p>
-            <w:r>
-              <w:t>&gt;= 200 msg/s</w:t>
-            </w:r>
-          </w:p>
-        </w:tc>
-      </w:tr>
-      <w:tr>
-        <w:tc>
-          <w:tcPr>
-            <w:tcW w:type="dxa" w:w="4419"/>
-          </w:tcPr>
-          <w:p>
-            <w:r>
-              <w:t>Perdidas</w:t>
-            </w:r>
-          </w:p>
-        </w:tc>
-        <w:tc>
-          <w:tcPr>
-            <w:tcW w:type="dxa" w:w="4419"/>
-          </w:tcPr>
-          <w:p>
-            <w:r>
-              <w:t>0</w:t>
-            </w:r>
-          </w:p>
-        </w:tc>
-      </w:tr>
-      <w:tr>
-        <w:tc>
-          <w:tcPr>
-            <w:tcW w:type="dxa" w:w="4419"/>
-          </w:tcPr>
-          <w:p>
-            <w:r>
-              <w:t>DLQ revisitada</w:t>
-            </w:r>
-          </w:p>
-        </w:tc>
-        <w:tc>
-          <w:tcPr>
-            <w:tcW w:type="dxa" w:w="4419"/>
-          </w:tcPr>
-          <w:p>
-            <w:r>
-              <w:t>&lt; 24h</w:t>
-            </w:r>
-          </w:p>
-        </w:tc>
-      </w:tr>
-    </w:tbl>
-    <w:p>
-      <w:pPr>
-        <w:pStyle w:val="Heading2"/>
-      </w:pPr>
-      <w:r>
-        <w:rPr>
-          <w:color w:val="8B1E1E"/>
-        </w:rPr>
-        <w:t>Riscos</w:t>
-      </w:r>
-    </w:p>
-    <w:tbl>
-      <w:tblPr>
-        <w:tblStyle w:val="LightGrid-Accent1"/>
-        <w:tblW w:type="auto" w:w="0"/>
-        <w:tblLook w:firstColumn="1" w:firstRow="1" w:lastColumn="0" w:lastRow="0" w:noHBand="0" w:noVBand="1" w:val="04A0"/>
-      </w:tblPr>
-      <w:tblGrid>
-        <w:gridCol w:w="4419"/>
-        <w:gridCol w:w="4419"/>
-      </w:tblGrid>
-      <w:tr>
-        <w:tc>
-          <w:tcPr>
-            <w:tcW w:type="dxa" w:w="4419"/>
-          </w:tcPr>
-          <w:p>
-            <w:r>
-              <w:t>Risco</w:t>
-            </w:r>
-          </w:p>
-        </w:tc>
-        <w:tc>
-          <w:tcPr>
-            <w:tcW w:type="dxa" w:w="4419"/>
-          </w:tcPr>
-          <w:p>
-            <w:r>
-              <w:t>Mitigacao</w:t>
-            </w:r>
-          </w:p>
-        </w:tc>
-      </w:tr>
-      <w:tr>
-        <w:tc>
-          <w:tcPr>
-            <w:tcW w:type="dxa" w:w="4419"/>
-          </w:tcPr>
-          <w:p>
-            <w:r>
-              <w:t>Duplicata</w:t>
-            </w:r>
-          </w:p>
-        </w:tc>
-        <w:tc>
-          <w:tcPr>
-            <w:tcW w:type="dxa" w:w="4419"/>
-          </w:tcPr>
-          <w:p>
-            <w:r>
-              <w:t>idempotencia (05-A2)</w:t>
-            </w:r>
-          </w:p>
-        </w:tc>
-      </w:tr>
-      <w:tr>
-        <w:tc>
-          <w:tcPr>
-            <w:tcW w:type="dxa" w:w="4419"/>
-          </w:tcPr>
-          <w:p>
-            <w:r>
-              <w:t>DLQ esquecida</w:t>
-            </w:r>
-          </w:p>
-        </w:tc>
-        <w:tc>
-          <w:tcPr>
-            <w:tcW w:type="dxa" w:w="4419"/>
-          </w:tcPr>
-          <w:p>
-            <w:r>
-              <w:t>alerta</w:t>
-            </w:r>
-          </w:p>
-        </w:tc>
-      </w:tr>
-    </w:tbl>
-    <w:p>
-      <w:pPr>
-        <w:pStyle w:val="Heading2"/>
-      </w:pPr>
-      <w:r>
-        <w:rPr>
-          <w:color w:val="8B1E1E"/>
-        </w:rPr>
-        <w:t>Proximos Passos</w:t>
-      </w:r>
-    </w:p>
-    <w:p>
-      <w:pPr>
-        <w:pStyle w:val="ListBullet"/>
-      </w:pPr>
-      <w:r>
-        <w:t>Eventos de dominio do DDD (02-A3).</w:t>
-      </w:r>
-    </w:p>
-    <w:p>
-      <w:pPr>
-        <w:pStyle w:val="ListBullet"/>
-      </w:pPr>
-      <w:r>
-        <w:t>Tracing por trace_id.</w:t>
+        <w:t>NÃO publicado — Desenvolvido e em homologação. Aguarda revisão antes de produção.</w:t>
       </w:r>
     </w:p>
     <w:sectPr>
       <w:pgSz w:w="12240" w:h="15840"/>
-      <w:pgMar w:top="1417" w:right="1701" w:bottom="1417" w:left="1701" w:header="720" w:footer="720" w:gutter="0"/>
+      <w:pgMar w:top="1440" w:right="1800" w:bottom="1440" w:left="1800" w:header="720" w:footer="720" w:gutter="0"/>
       <w:cols w:space="720"/>
       <w:docGrid w:linePitch="360"/>
     </w:sectPr>
@@ -1089,10 +713,6 @@
     <w:name w:val="Normal"/>
     <w:qFormat/>
     <w:rsid w:val="00FC693F"/>
-    <w:rPr>
-      <w:rFonts w:ascii="Calibri" w:hAnsi="Calibri"/>
-      <w:sz w:val="22"/>
-    </w:rPr>
   </w:style>
   <w:style w:type="paragraph" w:styleId="Header">
     <w:name w:val="header"/>
